--- a/img/Welcome.docx
+++ b/img/Welcome.docx
@@ -31,28 +31,8 @@
           <w:szCs w:val="34"/>
           <w:lang w:val="en-US"/>
         </w:rPr>
-        <w:t>WELCOME TO CODE</w:t>
-      </w:r>
-    </w:p>
-    <w:p>
-      <w:pPr>
-        <w:pStyle w:val="Normal"/>
-        <w:shd w:val="clear" w:color="auto" w:fill="FFFFFF" w:themeFill="background1"/>
-        <w:tabs>
-          <w:tab w:val="clear" w:pos="708"/>
-          <w:tab w:val="left" w:pos="4678" w:leader="none"/>
-        </w:tabs>
-        <w:spacing w:before="0" w:after="0"/>
-        <w:ind w:right="3827"/>
-        <w:jc w:val="center"/>
-        <w:rPr>
-          <w:rFonts w:ascii="Noto Sans Black" w:hAnsi="Noto Sans Black"/>
-          <w:b/>
-          <w:bCs/>
-          <w:sz w:val="34"/>
-          <w:szCs w:val="34"/>
-        </w:rPr>
-      </w:pPr>
+        <w:t>WELCOME</w:t>
+      </w:r>
       <w:r>
         <w:rPr>
           <w:rFonts w:ascii="Noto Sans Black" w:hAnsi="Noto Sans Black"/>
@@ -63,7 +43,19 @@
           <w:szCs w:val="34"/>
           <w:lang w:val="en-US"/>
         </w:rPr>
-        <w:t>BREAKER STRATEGY!</w:t>
+        <w:t xml:space="preserve"> </w:t>
+      </w:r>
+      <w:r>
+        <w:rPr>
+          <w:rFonts w:ascii="Noto Sans Black" w:hAnsi="Noto Sans Black"/>
+          <w:b/>
+          <w:bCs/>
+          <w:color w:val="5F340E"/>
+          <w:sz w:val="34"/>
+          <w:szCs w:val="34"/>
+          <w:lang w:val="en-US"/>
+        </w:rPr>
+        <w:t>!</w:t>
       </w:r>
     </w:p>
     <w:p>
@@ -85,7 +77,45 @@
         <w:rPr>
           <w:lang w:val="en-US"/>
         </w:rPr>
-        <w:t xml:space="preserve">The main purpose of this app is to let you compare your attempts with the </w:t>
+        <w:t xml:space="preserve">The </w:t>
+      </w:r>
+      <w:r>
+        <w:rPr>
+          <w:lang w:val="en-US"/>
+        </w:rPr>
+        <w:t xml:space="preserve">main </w:t>
+      </w:r>
+      <w:r>
+        <w:rPr>
+          <w:lang w:val="en-US"/>
+        </w:rPr>
+        <w:t>goal of this code</w:t>
+        <w:noBreakHyphen/>
+        <w:t xml:space="preserve">breaker app is to </w:t>
+      </w:r>
+      <w:r>
+        <w:rPr>
+          <w:lang w:val="en-US"/>
+        </w:rPr>
+        <w:t>let</w:t>
+      </w:r>
+      <w:r>
+        <w:rPr>
+          <w:lang w:val="en-US"/>
+        </w:rPr>
+        <w:t xml:space="preserve"> you compare your </w:t>
+      </w:r>
+      <w:r>
+        <w:rPr>
+          <w:lang w:val="en-US"/>
+        </w:rPr>
+        <w:t>moves</w:t>
+      </w:r>
+      <w:r>
+        <w:rPr>
+          <w:lang w:val="en-US"/>
+        </w:rPr>
+        <w:t xml:space="preserve"> with an </w:t>
       </w:r>
       <w:r>
         <w:rPr>
@@ -99,7 +129,19 @@
         <w:rPr>
           <w:lang w:val="en-US"/>
         </w:rPr>
-        <w:t>, helping you improve over time.</w:t>
+        <w:t xml:space="preserve">, </w:t>
+      </w:r>
+      <w:r>
+        <w:rPr>
+          <w:lang w:val="en-US"/>
+        </w:rPr>
+        <w:t xml:space="preserve">helping you </w:t>
+      </w:r>
+      <w:r>
+        <w:rPr>
+          <w:lang w:val="en-US"/>
+        </w:rPr>
+        <w:t>improve your skills over time.</w:t>
       </w:r>
     </w:p>
     <w:p>
@@ -121,7 +163,19 @@
         <w:rPr>
           <w:lang w:val="en-US"/>
         </w:rPr>
-        <w:t xml:space="preserve">After a few wins, your </w:t>
+        <w:t xml:space="preserve">After </w:t>
+      </w:r>
+      <w:r>
+        <w:rPr>
+          <w:lang w:val="en-US"/>
+        </w:rPr>
+        <w:t>a few</w:t>
+      </w:r>
+      <w:r>
+        <w:rPr>
+          <w:lang w:val="en-US"/>
+        </w:rPr>
+        <w:t xml:space="preserve"> wins, your </w:t>
       </w:r>
       <w:r>
         <w:rPr>
@@ -148,17 +202,47 @@
         <w:rPr>
           <w:lang w:val="en-US"/>
         </w:rPr>
-        <w:t xml:space="preserve"> along with your first name and approximate location (</w:t>
+        <w:t xml:space="preserve"> along with your </w:t>
+      </w:r>
+      <w:r>
+        <w:rPr>
+          <w:lang w:val="en-US"/>
+        </w:rPr>
+        <w:t>nick</w:t>
+      </w:r>
+      <w:r>
+        <w:rPr>
+          <w:lang w:val="en-US"/>
+        </w:rPr>
+        <w:t>name and approximate location (</w:t>
+      </w:r>
+      <w:r>
+        <w:rPr>
+          <w:lang w:val="en-US"/>
+        </w:rPr>
+        <w:t>depending</w:t>
       </w:r>
       <w:r>
         <w:rPr/>
-        <w:t>based on the permissions you've granted</w:t>
-      </w:r>
-      <w:r>
-        <w:rPr>
-          <w:lang w:val="en-US"/>
-        </w:rPr>
-        <w:t xml:space="preserve">). </w:t>
+        <w:t xml:space="preserve"> on the permissions you</w:t>
+      </w:r>
+      <w:r>
+        <w:rPr/>
+        <w:t>'ve</w:t>
+      </w:r>
+      <w:r>
+        <w:rPr/>
+        <w:t xml:space="preserve"> grant</w:t>
+      </w:r>
+      <w:r>
+        <w:rPr/>
+        <w:t>ed</w:t>
+      </w:r>
+      <w:r>
+        <w:rPr>
+          <w:lang w:val="en-US"/>
+        </w:rPr>
+        <w:t>).</w:t>
       </w:r>
     </w:p>
     <w:p>
@@ -180,13 +264,13 @@
         <mc:AlternateContent>
           <mc:Choice Requires="wps">
             <w:drawing>
-              <wp:anchor behindDoc="0" distT="635" distB="635" distL="635" distR="635" simplePos="0" locked="0" layoutInCell="1" allowOverlap="1" relativeHeight="2">
+              <wp:anchor distT="635" distB="635" distL="635" distR="635" simplePos="0" relativeHeight="2" behindDoc="0" locked="0" layoutInCell="1" allowOverlap="1">
                 <wp:simplePos x="0" y="0"/>
                 <wp:positionH relativeFrom="column">
-                  <wp:posOffset>771525</wp:posOffset>
+                  <wp:posOffset>790575</wp:posOffset>
                 </wp:positionH>
                 <wp:positionV relativeFrom="paragraph">
-                  <wp:posOffset>-59055</wp:posOffset>
+                  <wp:posOffset>-62865</wp:posOffset>
                 </wp:positionV>
                 <wp:extent cx="137160" cy="213360"/>
                 <wp:effectExtent l="635" t="635" r="635" b="635"/>
@@ -221,8 +305,8 @@
                         <w:txbxContent>
                           <w:p>
                             <w:pPr>
-                              <w:pStyle w:val="FrameContentsuser"/>
-                              <w:overflowPunct w:val="false"/>
+                              <w:pStyle w:val="FrameContents"/>
+                              <w:overflowPunct w:val="true"/>
                               <w:spacing w:lineRule="auto" w:line="240" w:before="0" w:after="0"/>
                               <w:jc w:val="center"/>
                               <w:rPr/>
@@ -249,15 +333,15 @@
           </mc:Choice>
           <mc:Fallback>
             <w:pict>
-              <v:rect id="shape_0" stroked="t" o:allowincell="f" style="position:absolute;margin-left:60.75pt;margin-top:-4.65pt;width:10.75pt;height:16.75pt;mso-wrap-style:square;v-text-anchor:top">
+              <v:rect id="shape_0" stroked="t" o:allowincell="f" style="position:absolute;margin-left:62.25pt;margin-top:-4.95pt;width:10.75pt;height:16.75pt;mso-wrap-style:square;v-text-anchor:top">
                 <v:fill o:detectmouseclick="t" on="false"/>
                 <v:stroke color="black" joinstyle="round" endcap="round"/>
                 <v:textbox>
                   <w:txbxContent>
                     <w:p>
                       <w:pPr>
-                        <w:pStyle w:val="FrameContentsuser"/>
-                        <w:overflowPunct w:val="false"/>
+                        <w:pStyle w:val="FrameContents"/>
+                        <w:overflowPunct w:val="true"/>
                         <w:spacing w:lineRule="auto" w:line="240" w:before="0" w:after="0"/>
                         <w:jc w:val="center"/>
                         <w:rPr/>
@@ -283,7 +367,25 @@
         <w:rPr>
           <w:lang w:val="en-US"/>
         </w:rPr>
-        <w:t xml:space="preserve">Click the       button to view </w:t>
+        <w:t>Tap</w:t>
+      </w:r>
+      <w:r>
+        <w:rPr>
+          <w:lang w:val="en-US"/>
+        </w:rPr>
+        <w:t xml:space="preserve"> the       button </w:t>
+      </w:r>
+      <w:r>
+        <w:rPr>
+          <w:lang w:val="en-US"/>
+        </w:rPr>
+        <w:t xml:space="preserve">for </w:t>
+      </w:r>
+      <w:r>
+        <w:rPr>
+          <w:lang w:val="en-US"/>
+        </w:rPr>
+        <w:t xml:space="preserve">explanations of the </w:t>
       </w:r>
       <w:r>
         <w:rPr>
@@ -295,30 +397,15 @@
       </w:r>
       <w:r>
         <w:rPr>
-          <w:b w:val="false"/>
-          <w:bCs w:val="false"/>
-          <w:lang w:val="en-US"/>
-        </w:rPr>
-        <w:t>, interface usage,</w:t>
-      </w:r>
-      <w:r>
-        <w:rPr>
-          <w:lang w:val="en-US"/>
-        </w:rPr>
-        <w:t xml:space="preserve"> game examples, details on the optimal strategy, </w:t>
-      </w:r>
-      <w:r>
-        <w:rPr>
-          <w:bCs/>
-          <w:lang w:val="en-US"/>
-        </w:rPr>
-        <w:t>display</w:t>
-      </w:r>
-      <w:r>
-        <w:rPr>
-          <w:lang w:val="en-US"/>
-        </w:rPr>
-        <w:t xml:space="preserve"> options...</w:t>
+          <w:lang w:val="en-US"/>
+        </w:rPr>
+        <w:t>, interface tips, example games, and details about the optimal strategy</w:t>
+      </w:r>
+      <w:r>
+        <w:rPr>
+          <w:lang w:val="en-US"/>
+        </w:rPr>
+        <w:t>.</w:t>
       </w:r>
     </w:p>
     <w:p>
@@ -340,7 +427,7 @@
         <w:rPr>
           <w:lang w:val="en-US"/>
         </w:rPr>
-        <w:t xml:space="preserve">For any questions, please visit the </w:t>
+        <w:t xml:space="preserve">For any questions, visit the </w:t>
       </w:r>
       <w:r>
         <w:rPr>
@@ -410,27 +497,6 @@
           <w:tab w:val="clear" w:pos="708"/>
           <w:tab w:val="left" w:pos="4678" w:leader="none"/>
         </w:tabs>
-        <w:spacing w:before="0" w:after="120"/>
-        <w:ind w:right="4110"/>
-        <w:jc w:val="center"/>
-        <w:rPr>
-          <w:lang w:val="en-US"/>
-        </w:rPr>
-      </w:pPr>
-      <w:r>
-        <w:rPr>
-          <w:lang w:val="en-US"/>
-        </w:rPr>
-      </w:r>
-    </w:p>
-    <w:p>
-      <w:pPr>
-        <w:pStyle w:val="Normal"/>
-        <w:shd w:val="clear" w:color="auto" w:fill="FFFFFF" w:themeFill="background1"/>
-        <w:tabs>
-          <w:tab w:val="clear" w:pos="708"/>
-          <w:tab w:val="left" w:pos="4678" w:leader="none"/>
-        </w:tabs>
         <w:spacing w:before="120" w:after="0"/>
         <w:ind w:right="3827"/>
         <w:jc w:val="center"/>
@@ -452,28 +518,8 @@
           <w:szCs w:val="34"/>
           <w:lang w:val="en-US"/>
         </w:rPr>
-        <w:t>WELCOME TO CODE</w:t>
-      </w:r>
-    </w:p>
-    <w:p>
-      <w:pPr>
-        <w:pStyle w:val="Normal"/>
-        <w:shd w:val="clear" w:color="auto" w:fill="FFFFFF" w:themeFill="background1"/>
-        <w:tabs>
-          <w:tab w:val="clear" w:pos="708"/>
-          <w:tab w:val="left" w:pos="4678" w:leader="none"/>
-        </w:tabs>
-        <w:spacing w:before="0" w:after="0"/>
-        <w:ind w:right="3827"/>
-        <w:jc w:val="center"/>
-        <w:rPr>
-          <w:rFonts w:ascii="Noto Sans Black" w:hAnsi="Noto Sans Black"/>
-          <w:b/>
-          <w:bCs/>
-          <w:sz w:val="34"/>
-          <w:szCs w:val="34"/>
-        </w:rPr>
-      </w:pPr>
+        <w:t>WELCOME</w:t>
+      </w:r>
       <w:r>
         <w:rPr>
           <w:rFonts w:ascii="Noto Sans Black" w:hAnsi="Noto Sans Black"/>
@@ -484,7 +530,19 @@
           <w:szCs w:val="34"/>
           <w:lang w:val="en-US"/>
         </w:rPr>
-        <w:t>BREAKING GAMES!</w:t>
+        <w:t xml:space="preserve"> </w:t>
+      </w:r>
+      <w:r>
+        <w:rPr>
+          <w:rFonts w:ascii="Noto Sans Black" w:hAnsi="Noto Sans Black"/>
+          <w:b/>
+          <w:bCs/>
+          <w:color w:val="5F340E"/>
+          <w:sz w:val="34"/>
+          <w:szCs w:val="34"/>
+          <w:lang w:val="en-US"/>
+        </w:rPr>
+        <w:t>!</w:t>
       </w:r>
     </w:p>
     <w:p>
@@ -506,7 +564,57 @@
         <w:rPr>
           <w:lang w:val="en-US"/>
         </w:rPr>
-        <w:t xml:space="preserve">The main purpose of this game is to let you compare your attempts with the </w:t>
+        <w:t xml:space="preserve">The </w:t>
+      </w:r>
+      <w:r>
+        <w:rPr>
+          <w:lang w:val="en-US"/>
+        </w:rPr>
+        <w:t xml:space="preserve">main </w:t>
+      </w:r>
+      <w:r>
+        <w:rPr>
+          <w:lang w:val="en-US"/>
+        </w:rPr>
+        <w:t>goal of this code</w:t>
+        <w:noBreakHyphen/>
+        <w:t xml:space="preserve">breaker </w:t>
+      </w:r>
+      <w:r>
+        <w:rPr>
+          <w:lang w:val="en-US"/>
+        </w:rPr>
+        <w:t>game</w:t>
+      </w:r>
+      <w:r>
+        <w:rPr>
+          <w:lang w:val="en-US"/>
+        </w:rPr>
+        <w:t xml:space="preserve"> is to </w:t>
+      </w:r>
+      <w:r>
+        <w:rPr>
+          <w:lang w:val="en-US"/>
+        </w:rPr>
+        <w:t>let</w:t>
+      </w:r>
+      <w:r>
+        <w:rPr>
+          <w:lang w:val="en-US"/>
+        </w:rPr>
+        <w:t xml:space="preserve"> you compare your </w:t>
+      </w:r>
+      <w:r>
+        <w:rPr>
+          <w:lang w:val="en-US"/>
+        </w:rPr>
+        <w:t>moves</w:t>
+      </w:r>
+      <w:r>
+        <w:rPr>
+          <w:lang w:val="en-US"/>
+        </w:rPr>
+        <w:t xml:space="preserve"> with an </w:t>
       </w:r>
       <w:r>
         <w:rPr>
@@ -520,7 +628,19 @@
         <w:rPr>
           <w:lang w:val="en-US"/>
         </w:rPr>
-        <w:t>, helping you improve over time.</w:t>
+        <w:t xml:space="preserve">, </w:t>
+      </w:r>
+      <w:r>
+        <w:rPr>
+          <w:lang w:val="en-US"/>
+        </w:rPr>
+        <w:t xml:space="preserve">helping you </w:t>
+      </w:r>
+      <w:r>
+        <w:rPr>
+          <w:lang w:val="en-US"/>
+        </w:rPr>
+        <w:t>improve your skills over time.</w:t>
       </w:r>
     </w:p>
     <w:p>
@@ -542,7 +662,19 @@
         <w:rPr>
           <w:lang w:val="en-US"/>
         </w:rPr>
-        <w:t xml:space="preserve">After a few wins, your </w:t>
+        <w:t xml:space="preserve">After </w:t>
+      </w:r>
+      <w:r>
+        <w:rPr>
+          <w:lang w:val="en-US"/>
+        </w:rPr>
+        <w:t>a few</w:t>
+      </w:r>
+      <w:r>
+        <w:rPr>
+          <w:lang w:val="en-US"/>
+        </w:rPr>
+        <w:t xml:space="preserve"> wins, your </w:t>
       </w:r>
       <w:r>
         <w:rPr>
@@ -569,17 +701,47 @@
         <w:rPr>
           <w:lang w:val="en-US"/>
         </w:rPr>
-        <w:t xml:space="preserve"> along with your first name and approximate location (</w:t>
+        <w:t xml:space="preserve"> along with your </w:t>
+      </w:r>
+      <w:r>
+        <w:rPr>
+          <w:lang w:val="en-US"/>
+        </w:rPr>
+        <w:t>nick</w:t>
+      </w:r>
+      <w:r>
+        <w:rPr>
+          <w:lang w:val="en-US"/>
+        </w:rPr>
+        <w:t>name and approximate location (</w:t>
+      </w:r>
+      <w:r>
+        <w:rPr>
+          <w:lang w:val="en-US"/>
+        </w:rPr>
+        <w:t>depending</w:t>
       </w:r>
       <w:r>
         <w:rPr/>
-        <w:t>based on the permissions you've granted</w:t>
-      </w:r>
-      <w:r>
-        <w:rPr>
-          <w:lang w:val="en-US"/>
-        </w:rPr>
-        <w:t xml:space="preserve">). </w:t>
+        <w:t xml:space="preserve"> on the permissions you</w:t>
+      </w:r>
+      <w:r>
+        <w:rPr/>
+        <w:t>'ve</w:t>
+      </w:r>
+      <w:r>
+        <w:rPr/>
+        <w:t xml:space="preserve"> grant</w:t>
+      </w:r>
+      <w:r>
+        <w:rPr/>
+        <w:t>ed</w:t>
+      </w:r>
+      <w:r>
+        <w:rPr>
+          <w:lang w:val="en-US"/>
+        </w:rPr>
+        <w:t>).</w:t>
       </w:r>
     </w:p>
     <w:p>
@@ -601,13 +763,13 @@
         <mc:AlternateContent>
           <mc:Choice Requires="wps">
             <w:drawing>
-              <wp:anchor behindDoc="0" distT="635" distB="635" distL="635" distR="635" simplePos="0" locked="0" layoutInCell="1" allowOverlap="1" relativeHeight="4">
+              <wp:anchor distT="635" distB="635" distL="635" distR="635" simplePos="0" relativeHeight="4" behindDoc="0" locked="0" layoutInCell="1" allowOverlap="1">
                 <wp:simplePos x="0" y="0"/>
                 <wp:positionH relativeFrom="column">
-                  <wp:posOffset>771525</wp:posOffset>
+                  <wp:posOffset>790575</wp:posOffset>
                 </wp:positionH>
                 <wp:positionV relativeFrom="paragraph">
-                  <wp:posOffset>-63500</wp:posOffset>
+                  <wp:posOffset>-62865</wp:posOffset>
                 </wp:positionV>
                 <wp:extent cx="137160" cy="213360"/>
                 <wp:effectExtent l="635" t="635" r="635" b="635"/>
@@ -628,7 +790,7 @@
                         <a:noFill/>
                         <a:ln cap="rnd" w="0">
                           <a:solidFill>
-                            <a:srgbClr val="ff4000"/>
+                            <a:srgbClr val="000000"/>
                           </a:solidFill>
                         </a:ln>
                       </wps:spPr>
@@ -642,8 +804,8 @@
                         <w:txbxContent>
                           <w:p>
                             <w:pPr>
-                              <w:pStyle w:val="FrameContentsuser"/>
-                              <w:overflowPunct w:val="false"/>
+                              <w:pStyle w:val="FrameContents"/>
+                              <w:overflowPunct w:val="true"/>
                               <w:spacing w:lineRule="auto" w:line="240" w:before="0" w:after="0"/>
                               <w:jc w:val="center"/>
                               <w:rPr/>
@@ -670,15 +832,15 @@
           </mc:Choice>
           <mc:Fallback>
             <w:pict>
-              <v:rect id="shape_0" stroked="t" o:allowincell="f" style="position:absolute;margin-left:60.75pt;margin-top:-5pt;width:10.75pt;height:16.75pt;mso-wrap-style:square;v-text-anchor:top">
+              <v:rect id="shape_0" stroked="t" o:allowincell="f" style="position:absolute;margin-left:62.25pt;margin-top:-4.95pt;width:10.75pt;height:16.75pt;mso-wrap-style:square;v-text-anchor:top">
                 <v:fill o:detectmouseclick="t" on="false"/>
-                <v:stroke color="#ff4000" joinstyle="round" endcap="round"/>
+                <v:stroke color="black" joinstyle="round" endcap="round"/>
                 <v:textbox>
                   <w:txbxContent>
                     <w:p>
                       <w:pPr>
-                        <w:pStyle w:val="FrameContentsuser"/>
-                        <w:overflowPunct w:val="false"/>
+                        <w:pStyle w:val="FrameContents"/>
+                        <w:overflowPunct w:val="true"/>
                         <w:spacing w:lineRule="auto" w:line="240" w:before="0" w:after="0"/>
                         <w:jc w:val="center"/>
                         <w:rPr/>
@@ -704,7 +866,25 @@
         <w:rPr>
           <w:lang w:val="en-US"/>
         </w:rPr>
-        <w:t xml:space="preserve">Click the       button to view </w:t>
+        <w:t>Tap</w:t>
+      </w:r>
+      <w:r>
+        <w:rPr>
+          <w:lang w:val="en-US"/>
+        </w:rPr>
+        <w:t xml:space="preserve"> the       button </w:t>
+      </w:r>
+      <w:r>
+        <w:rPr>
+          <w:lang w:val="en-US"/>
+        </w:rPr>
+        <w:t xml:space="preserve">for </w:t>
+      </w:r>
+      <w:r>
+        <w:rPr>
+          <w:lang w:val="en-US"/>
+        </w:rPr>
+        <w:t xml:space="preserve">explanations of the </w:t>
       </w:r>
       <w:r>
         <w:rPr>
@@ -716,30 +896,15 @@
       </w:r>
       <w:r>
         <w:rPr>
-          <w:b w:val="false"/>
-          <w:bCs w:val="false"/>
-          <w:lang w:val="en-US"/>
-        </w:rPr>
-        <w:t>, interface usage,</w:t>
-      </w:r>
-      <w:r>
-        <w:rPr>
-          <w:lang w:val="en-US"/>
-        </w:rPr>
-        <w:t xml:space="preserve"> game examples, details on the optimal strategy, </w:t>
-      </w:r>
-      <w:r>
-        <w:rPr>
-          <w:bCs/>
-          <w:lang w:val="en-US"/>
-        </w:rPr>
-        <w:t>display</w:t>
-      </w:r>
-      <w:r>
-        <w:rPr>
-          <w:lang w:val="en-US"/>
-        </w:rPr>
-        <w:t xml:space="preserve"> options...</w:t>
+          <w:lang w:val="en-US"/>
+        </w:rPr>
+        <w:t>, interface tips, example games, and details about the optimal strategy</w:t>
+      </w:r>
+      <w:r>
+        <w:rPr>
+          <w:lang w:val="en-US"/>
+        </w:rPr>
+        <w:t>.</w:t>
       </w:r>
     </w:p>
     <w:p>
@@ -761,7 +926,7 @@
         <w:rPr>
           <w:lang w:val="en-US"/>
         </w:rPr>
-        <w:t xml:space="preserve">For any questions, please visit the </w:t>
+        <w:t xml:space="preserve">For any questions, visit the </w:t>
       </w:r>
       <w:r>
         <w:rPr>
@@ -773,11 +938,74 @@
       </w:r>
       <w:r>
         <w:rPr>
-          <w:b w:val="false"/>
-          <w:bCs w:val="false"/>
           <w:lang w:val="en-US"/>
         </w:rPr>
         <w:t>.</w:t>
+      </w:r>
+    </w:p>
+    <w:p>
+      <w:pPr>
+        <w:pStyle w:val="Normal"/>
+        <w:shd w:val="clear" w:color="auto" w:fill="FFFFFF" w:themeFill="background1"/>
+        <w:tabs>
+          <w:tab w:val="clear" w:pos="708"/>
+          <w:tab w:val="left" w:pos="4678" w:leader="none"/>
+        </w:tabs>
+        <w:spacing w:before="0" w:after="0"/>
+        <w:ind w:right="4110"/>
+        <w:jc w:val="center"/>
+        <w:rPr>
+          <w:i/>
+          <w:lang w:val="en-US"/>
+        </w:rPr>
+      </w:pPr>
+      <w:r>
+        <w:rPr>
+          <w:i/>
+          <w:lang w:val="en-US"/>
+        </w:rPr>
+      </w:r>
+    </w:p>
+    <w:p>
+      <w:pPr>
+        <w:pStyle w:val="Normal"/>
+        <w:shd w:val="clear" w:color="auto" w:fill="FFFFFF" w:themeFill="background1"/>
+        <w:tabs>
+          <w:tab w:val="clear" w:pos="708"/>
+          <w:tab w:val="left" w:pos="4678" w:leader="none"/>
+        </w:tabs>
+        <w:ind w:right="4110"/>
+        <w:rPr>
+          <w:lang w:val="en-US"/>
+        </w:rPr>
+      </w:pPr>
+      <w:r>
+        <w:rPr>
+          <w:lang w:val="en-US"/>
+        </w:rPr>
+      </w:r>
+    </w:p>
+    <w:p>
+      <w:pPr>
+        <w:pStyle w:val="Normal"/>
+        <w:shd w:val="clear" w:color="auto" w:fill="FFFFFF" w:themeFill="background1"/>
+        <w:tabs>
+          <w:tab w:val="clear" w:pos="708"/>
+          <w:tab w:val="left" w:pos="4678" w:leader="none"/>
+        </w:tabs>
+        <w:spacing w:before="120" w:after="0"/>
+        <w:ind w:right="3827"/>
+        <w:jc w:val="center"/>
+        <w:rPr>
+          <w:rFonts w:ascii="Noto Sans Black" w:hAnsi="Noto Sans Black"/>
+          <w:b/>
+          <w:bCs/>
+          <w:sz w:val="34"/>
+          <w:szCs w:val="34"/>
+        </w:rPr>
+      </w:pPr>
+      <w:r>
+        <w:rPr/>
       </w:r>
     </w:p>
     <w:p>
@@ -1330,15 +1558,15 @@
       <w:rFonts w:cs="Noto Sans Devanagari"/>
     </w:rPr>
   </w:style>
-  <w:style w:type="paragraph" w:styleId="FrameContentsuser">
-    <w:name w:val="Frame Contents (user)"/>
+  <w:style w:type="paragraph" w:styleId="FrameContents">
+    <w:name w:val="Frame Contents"/>
     <w:basedOn w:val="Normal"/>
     <w:qFormat/>
     <w:pPr/>
     <w:rPr/>
   </w:style>
-  <w:style w:type="paragraph" w:styleId="FrameContents">
-    <w:name w:val="Frame Contents"/>
+  <w:style w:type="paragraph" w:styleId="FrameContentsuser">
+    <w:name w:val="Frame Contents (user)"/>
     <w:basedOn w:val="Normal"/>
     <w:qFormat/>
     <w:pPr/>

--- a/img/Welcome.docx
+++ b/img/Welcome.docx
@@ -14,24 +14,33 @@
         <w:ind w:right="3827"/>
         <w:jc w:val="center"/>
         <w:rPr>
+          <w:sz w:val="32"/>
+          <w:szCs w:val="32"/>
+        </w:rPr>
+      </w:pPr>
+      <w:r>
+        <w:rPr>
           <w:rFonts w:ascii="Noto Sans Black" w:hAnsi="Noto Sans Black"/>
           <w:b/>
           <w:bCs/>
-          <w:sz w:val="34"/>
-          <w:szCs w:val="34"/>
-        </w:rPr>
-      </w:pPr>
+          <w:color w:val="5F340E"/>
+          <w:sz w:val="32"/>
+          <w:szCs w:val="32"/>
+          <w:lang w:val="en-US"/>
+        </w:rPr>
+        <w:t>W</w:t>
+      </w:r>
       <w:r>
         <w:rPr>
           <w:rFonts w:ascii="Noto Sans Black" w:hAnsi="Noto Sans Black"/>
           <w:b/>
           <w:bCs/>
           <w:color w:val="5F340E"/>
-          <w:sz w:val="34"/>
-          <w:szCs w:val="34"/>
-          <w:lang w:val="en-US"/>
-        </w:rPr>
-        <w:t>WELCOME</w:t>
+          <w:sz w:val="32"/>
+          <w:szCs w:val="32"/>
+          <w:lang w:val="en-US"/>
+        </w:rPr>
+        <w:t>elcome</w:t>
       </w:r>
       <w:r>
         <w:rPr>
@@ -39,23 +48,11 @@
           <w:b/>
           <w:bCs/>
           <w:color w:val="5F340E"/>
-          <w:sz w:val="34"/>
-          <w:szCs w:val="34"/>
-          <w:lang w:val="en-US"/>
-        </w:rPr>
-        <w:t xml:space="preserve"> </w:t>
-      </w:r>
-      <w:r>
-        <w:rPr>
-          <w:rFonts w:ascii="Noto Sans Black" w:hAnsi="Noto Sans Black"/>
-          <w:b/>
-          <w:bCs/>
-          <w:color w:val="5F340E"/>
-          <w:sz w:val="34"/>
-          <w:szCs w:val="34"/>
-          <w:lang w:val="en-US"/>
-        </w:rPr>
-        <w:t>!</w:t>
+          <w:sz w:val="32"/>
+          <w:szCs w:val="32"/>
+          <w:lang w:val="en-US"/>
+        </w:rPr>
+        <w:t xml:space="preserve"> !</w:t>
       </w:r>
     </w:p>
     <w:p>
@@ -77,45 +74,9 @@
         <w:rPr>
           <w:lang w:val="en-US"/>
         </w:rPr>
-        <w:t xml:space="preserve">The </w:t>
-      </w:r>
-      <w:r>
-        <w:rPr>
-          <w:lang w:val="en-US"/>
-        </w:rPr>
-        <w:t xml:space="preserve">main </w:t>
-      </w:r>
-      <w:r>
-        <w:rPr>
-          <w:lang w:val="en-US"/>
-        </w:rPr>
-        <w:t>goal of this code</w:t>
+        <w:t>The main goal of this code</w:t>
         <w:noBreakHyphen/>
-        <w:t xml:space="preserve">breaker app is to </w:t>
-      </w:r>
-      <w:r>
-        <w:rPr>
-          <w:lang w:val="en-US"/>
-        </w:rPr>
-        <w:t>let</w:t>
-      </w:r>
-      <w:r>
-        <w:rPr>
-          <w:lang w:val="en-US"/>
-        </w:rPr>
-        <w:t xml:space="preserve"> you compare your </w:t>
-      </w:r>
-      <w:r>
-        <w:rPr>
-          <w:lang w:val="en-US"/>
-        </w:rPr>
-        <w:t>moves</w:t>
-      </w:r>
-      <w:r>
-        <w:rPr>
-          <w:lang w:val="en-US"/>
-        </w:rPr>
-        <w:t xml:space="preserve"> with an </w:t>
+        <w:t xml:space="preserve">breaker app is to let you compare your moves with an </w:t>
       </w:r>
       <w:r>
         <w:rPr>
@@ -129,19 +90,7 @@
         <w:rPr>
           <w:lang w:val="en-US"/>
         </w:rPr>
-        <w:t xml:space="preserve">, </w:t>
-      </w:r>
-      <w:r>
-        <w:rPr>
-          <w:lang w:val="en-US"/>
-        </w:rPr>
-        <w:t xml:space="preserve">helping you </w:t>
-      </w:r>
-      <w:r>
-        <w:rPr>
-          <w:lang w:val="en-US"/>
-        </w:rPr>
-        <w:t>improve your skills over time.</w:t>
+        <w:t>, helping you improve your skills over time.</w:t>
       </w:r>
     </w:p>
     <w:p>
@@ -163,19 +112,7 @@
         <w:rPr>
           <w:lang w:val="en-US"/>
         </w:rPr>
-        <w:t xml:space="preserve">After </w:t>
-      </w:r>
-      <w:r>
-        <w:rPr>
-          <w:lang w:val="en-US"/>
-        </w:rPr>
-        <w:t>a few</w:t>
-      </w:r>
-      <w:r>
-        <w:rPr>
-          <w:lang w:val="en-US"/>
-        </w:rPr>
-        <w:t xml:space="preserve"> wins, your </w:t>
+        <w:t xml:space="preserve">After a few wins, your </w:t>
       </w:r>
       <w:r>
         <w:rPr>
@@ -202,41 +139,11 @@
         <w:rPr>
           <w:lang w:val="en-US"/>
         </w:rPr>
-        <w:t xml:space="preserve"> along with your </w:t>
-      </w:r>
-      <w:r>
-        <w:rPr>
-          <w:lang w:val="en-US"/>
-        </w:rPr>
-        <w:t>nick</w:t>
-      </w:r>
-      <w:r>
-        <w:rPr>
-          <w:lang w:val="en-US"/>
-        </w:rPr>
-        <w:t>name and approximate location (</w:t>
-      </w:r>
-      <w:r>
-        <w:rPr>
-          <w:lang w:val="en-US"/>
-        </w:rPr>
-        <w:t>depending</w:t>
+        <w:t xml:space="preserve"> along with your nickname and approximate location (depending</w:t>
       </w:r>
       <w:r>
         <w:rPr/>
-        <w:t xml:space="preserve"> on the permissions you</w:t>
-      </w:r>
-      <w:r>
-        <w:rPr/>
-        <w:t>'ve</w:t>
-      </w:r>
-      <w:r>
-        <w:rPr/>
-        <w:t xml:space="preserve"> grant</w:t>
-      </w:r>
-      <w:r>
-        <w:rPr/>
-        <w:t>ed</w:t>
+        <w:t xml:space="preserve"> on the permissions you've granted</w:t>
       </w:r>
       <w:r>
         <w:rPr>
@@ -305,8 +212,8 @@
                         <w:txbxContent>
                           <w:p>
                             <w:pPr>
-                              <w:pStyle w:val="FrameContents"/>
-                              <w:overflowPunct w:val="true"/>
+                              <w:pStyle w:val="FrameContentsuser"/>
+                              <w:overflowPunct w:val="false"/>
                               <w:spacing w:lineRule="auto" w:line="240" w:before="0" w:after="0"/>
                               <w:jc w:val="center"/>
                               <w:rPr/>
@@ -340,8 +247,8 @@
                   <w:txbxContent>
                     <w:p>
                       <w:pPr>
-                        <w:pStyle w:val="FrameContents"/>
-                        <w:overflowPunct w:val="true"/>
+                        <w:pStyle w:val="FrameContentsuser"/>
+                        <w:overflowPunct w:val="false"/>
                         <w:spacing w:lineRule="auto" w:line="240" w:before="0" w:after="0"/>
                         <w:jc w:val="center"/>
                         <w:rPr/>
@@ -367,25 +274,7 @@
         <w:rPr>
           <w:lang w:val="en-US"/>
         </w:rPr>
-        <w:t>Tap</w:t>
-      </w:r>
-      <w:r>
-        <w:rPr>
-          <w:lang w:val="en-US"/>
-        </w:rPr>
-        <w:t xml:space="preserve"> the       button </w:t>
-      </w:r>
-      <w:r>
-        <w:rPr>
-          <w:lang w:val="en-US"/>
-        </w:rPr>
-        <w:t xml:space="preserve">for </w:t>
-      </w:r>
-      <w:r>
-        <w:rPr>
-          <w:lang w:val="en-US"/>
-        </w:rPr>
-        <w:t xml:space="preserve">explanations of the </w:t>
+        <w:t xml:space="preserve">Tap the       button for explanations of the </w:t>
       </w:r>
       <w:r>
         <w:rPr>
@@ -399,13 +288,7 @@
         <w:rPr>
           <w:lang w:val="en-US"/>
         </w:rPr>
-        <w:t>, interface tips, example games, and details about the optimal strategy</w:t>
-      </w:r>
-      <w:r>
-        <w:rPr>
-          <w:lang w:val="en-US"/>
-        </w:rPr>
-        <w:t>.</w:t>
+        <w:t>, interface tips, example games, and details about the optimal strategy.</w:t>
       </w:r>
     </w:p>
     <w:p>
@@ -497,28 +380,37 @@
           <w:tab w:val="clear" w:pos="708"/>
           <w:tab w:val="left" w:pos="4678" w:leader="none"/>
         </w:tabs>
-        <w:spacing w:before="120" w:after="0"/>
+        <w:spacing w:before="0" w:after="0"/>
         <w:ind w:right="3827"/>
         <w:jc w:val="center"/>
         <w:rPr>
+          <w:sz w:val="32"/>
+          <w:szCs w:val="32"/>
+        </w:rPr>
+      </w:pPr>
+      <w:r>
+        <w:rPr>
           <w:rFonts w:ascii="Noto Sans Black" w:hAnsi="Noto Sans Black"/>
           <w:b/>
           <w:bCs/>
-          <w:sz w:val="34"/>
-          <w:szCs w:val="34"/>
-        </w:rPr>
-      </w:pPr>
+          <w:color w:val="5F340E"/>
+          <w:sz w:val="32"/>
+          <w:szCs w:val="32"/>
+          <w:lang w:val="en-US"/>
+        </w:rPr>
+        <w:t>W</w:t>
+      </w:r>
       <w:r>
         <w:rPr>
           <w:rFonts w:ascii="Noto Sans Black" w:hAnsi="Noto Sans Black"/>
           <w:b/>
           <w:bCs/>
           <w:color w:val="5F340E"/>
-          <w:sz w:val="34"/>
-          <w:szCs w:val="34"/>
-          <w:lang w:val="en-US"/>
-        </w:rPr>
-        <w:t>WELCOME</w:t>
+          <w:sz w:val="32"/>
+          <w:szCs w:val="32"/>
+          <w:lang w:val="en-US"/>
+        </w:rPr>
+        <w:t>elcome</w:t>
       </w:r>
       <w:r>
         <w:rPr>
@@ -526,23 +418,11 @@
           <w:b/>
           <w:bCs/>
           <w:color w:val="5F340E"/>
-          <w:sz w:val="34"/>
-          <w:szCs w:val="34"/>
-          <w:lang w:val="en-US"/>
-        </w:rPr>
-        <w:t xml:space="preserve"> </w:t>
-      </w:r>
-      <w:r>
-        <w:rPr>
-          <w:rFonts w:ascii="Noto Sans Black" w:hAnsi="Noto Sans Black"/>
-          <w:b/>
-          <w:bCs/>
-          <w:color w:val="5F340E"/>
-          <w:sz w:val="34"/>
-          <w:szCs w:val="34"/>
-          <w:lang w:val="en-US"/>
-        </w:rPr>
-        <w:t>!</w:t>
+          <w:sz w:val="32"/>
+          <w:szCs w:val="32"/>
+          <w:lang w:val="en-US"/>
+        </w:rPr>
+        <w:t xml:space="preserve"> !</w:t>
       </w:r>
     </w:p>
     <w:p>
@@ -564,57 +444,9 @@
         <w:rPr>
           <w:lang w:val="en-US"/>
         </w:rPr>
-        <w:t xml:space="preserve">The </w:t>
-      </w:r>
-      <w:r>
-        <w:rPr>
-          <w:lang w:val="en-US"/>
-        </w:rPr>
-        <w:t xml:space="preserve">main </w:t>
-      </w:r>
-      <w:r>
-        <w:rPr>
-          <w:lang w:val="en-US"/>
-        </w:rPr>
-        <w:t>goal of this code</w:t>
+        <w:t>The main goal of this code</w:t>
         <w:noBreakHyphen/>
-        <w:t xml:space="preserve">breaker </w:t>
-      </w:r>
-      <w:r>
-        <w:rPr>
-          <w:lang w:val="en-US"/>
-        </w:rPr>
-        <w:t>game</w:t>
-      </w:r>
-      <w:r>
-        <w:rPr>
-          <w:lang w:val="en-US"/>
-        </w:rPr>
-        <w:t xml:space="preserve"> is to </w:t>
-      </w:r>
-      <w:r>
-        <w:rPr>
-          <w:lang w:val="en-US"/>
-        </w:rPr>
-        <w:t>let</w:t>
-      </w:r>
-      <w:r>
-        <w:rPr>
-          <w:lang w:val="en-US"/>
-        </w:rPr>
-        <w:t xml:space="preserve"> you compare your </w:t>
-      </w:r>
-      <w:r>
-        <w:rPr>
-          <w:lang w:val="en-US"/>
-        </w:rPr>
-        <w:t>moves</w:t>
-      </w:r>
-      <w:r>
-        <w:rPr>
-          <w:lang w:val="en-US"/>
-        </w:rPr>
-        <w:t xml:space="preserve"> with an </w:t>
+        <w:t xml:space="preserve">breaker game is to let you compare your moves with an </w:t>
       </w:r>
       <w:r>
         <w:rPr>
@@ -628,19 +460,7 @@
         <w:rPr>
           <w:lang w:val="en-US"/>
         </w:rPr>
-        <w:t xml:space="preserve">, </w:t>
-      </w:r>
-      <w:r>
-        <w:rPr>
-          <w:lang w:val="en-US"/>
-        </w:rPr>
-        <w:t xml:space="preserve">helping you </w:t>
-      </w:r>
-      <w:r>
-        <w:rPr>
-          <w:lang w:val="en-US"/>
-        </w:rPr>
-        <w:t>improve your skills over time.</w:t>
+        <w:t>, helping you improve your skills over time.</w:t>
       </w:r>
     </w:p>
     <w:p>
@@ -662,19 +482,7 @@
         <w:rPr>
           <w:lang w:val="en-US"/>
         </w:rPr>
-        <w:t xml:space="preserve">After </w:t>
-      </w:r>
-      <w:r>
-        <w:rPr>
-          <w:lang w:val="en-US"/>
-        </w:rPr>
-        <w:t>a few</w:t>
-      </w:r>
-      <w:r>
-        <w:rPr>
-          <w:lang w:val="en-US"/>
-        </w:rPr>
-        <w:t xml:space="preserve"> wins, your </w:t>
+        <w:t xml:space="preserve">After a few wins, your </w:t>
       </w:r>
       <w:r>
         <w:rPr>
@@ -701,41 +509,11 @@
         <w:rPr>
           <w:lang w:val="en-US"/>
         </w:rPr>
-        <w:t xml:space="preserve"> along with your </w:t>
-      </w:r>
-      <w:r>
-        <w:rPr>
-          <w:lang w:val="en-US"/>
-        </w:rPr>
-        <w:t>nick</w:t>
-      </w:r>
-      <w:r>
-        <w:rPr>
-          <w:lang w:val="en-US"/>
-        </w:rPr>
-        <w:t>name and approximate location (</w:t>
-      </w:r>
-      <w:r>
-        <w:rPr>
-          <w:lang w:val="en-US"/>
-        </w:rPr>
-        <w:t>depending</w:t>
+        <w:t xml:space="preserve"> along with your nickname and approximate location (depending</w:t>
       </w:r>
       <w:r>
         <w:rPr/>
-        <w:t xml:space="preserve"> on the permissions you</w:t>
-      </w:r>
-      <w:r>
-        <w:rPr/>
-        <w:t>'ve</w:t>
-      </w:r>
-      <w:r>
-        <w:rPr/>
-        <w:t xml:space="preserve"> grant</w:t>
-      </w:r>
-      <w:r>
-        <w:rPr/>
-        <w:t>ed</w:t>
+        <w:t xml:space="preserve"> on the permissions you've granted</w:t>
       </w:r>
       <w:r>
         <w:rPr>
@@ -804,8 +582,8 @@
                         <w:txbxContent>
                           <w:p>
                             <w:pPr>
-                              <w:pStyle w:val="FrameContents"/>
-                              <w:overflowPunct w:val="true"/>
+                              <w:pStyle w:val="FrameContentsuser"/>
+                              <w:overflowPunct w:val="false"/>
                               <w:spacing w:lineRule="auto" w:line="240" w:before="0" w:after="0"/>
                               <w:jc w:val="center"/>
                               <w:rPr/>
@@ -839,8 +617,8 @@
                   <w:txbxContent>
                     <w:p>
                       <w:pPr>
-                        <w:pStyle w:val="FrameContents"/>
-                        <w:overflowPunct w:val="true"/>
+                        <w:pStyle w:val="FrameContentsuser"/>
+                        <w:overflowPunct w:val="false"/>
                         <w:spacing w:lineRule="auto" w:line="240" w:before="0" w:after="0"/>
                         <w:jc w:val="center"/>
                         <w:rPr/>
@@ -866,25 +644,7 @@
         <w:rPr>
           <w:lang w:val="en-US"/>
         </w:rPr>
-        <w:t>Tap</w:t>
-      </w:r>
-      <w:r>
-        <w:rPr>
-          <w:lang w:val="en-US"/>
-        </w:rPr>
-        <w:t xml:space="preserve"> the       button </w:t>
-      </w:r>
-      <w:r>
-        <w:rPr>
-          <w:lang w:val="en-US"/>
-        </w:rPr>
-        <w:t xml:space="preserve">for </w:t>
-      </w:r>
-      <w:r>
-        <w:rPr>
-          <w:lang w:val="en-US"/>
-        </w:rPr>
-        <w:t xml:space="preserve">explanations of the </w:t>
+        <w:t xml:space="preserve">Tap the       button for explanations of the </w:t>
       </w:r>
       <w:r>
         <w:rPr>
@@ -898,13 +658,7 @@
         <w:rPr>
           <w:lang w:val="en-US"/>
         </w:rPr>
-        <w:t>, interface tips, example games, and details about the optimal strategy</w:t>
-      </w:r>
-      <w:r>
-        <w:rPr>
-          <w:lang w:val="en-US"/>
-        </w:rPr>
-        <w:t>.</w:t>
+        <w:t>, interface tips, example games, and details about the optimal strategy.</w:t>
       </w:r>
     </w:p>
     <w:p>
@@ -1005,7 +759,13 @@
         </w:rPr>
       </w:pPr>
       <w:r>
-        <w:rPr/>
+        <w:rPr>
+          <w:rFonts w:ascii="Noto Sans Black" w:hAnsi="Noto Sans Black"/>
+          <w:b/>
+          <w:bCs/>
+          <w:sz w:val="34"/>
+          <w:szCs w:val="34"/>
+        </w:rPr>
       </w:r>
     </w:p>
     <w:p>
@@ -1558,15 +1318,15 @@
       <w:rFonts w:cs="Noto Sans Devanagari"/>
     </w:rPr>
   </w:style>
-  <w:style w:type="paragraph" w:styleId="FrameContents">
-    <w:name w:val="Frame Contents"/>
+  <w:style w:type="paragraph" w:styleId="FrameContentsuser">
+    <w:name w:val="Frame Contents (user)"/>
     <w:basedOn w:val="Normal"/>
     <w:qFormat/>
     <w:pPr/>
     <w:rPr/>
   </w:style>
-  <w:style w:type="paragraph" w:styleId="FrameContentsuser">
-    <w:name w:val="Frame Contents (user)"/>
+  <w:style w:type="paragraph" w:styleId="FrameContents">
+    <w:name w:val="Frame Contents"/>
     <w:basedOn w:val="Normal"/>
     <w:qFormat/>
     <w:pPr/>

--- a/img/Welcome.docx
+++ b/img/Welcome.docx
@@ -52,7 +52,7 @@
           <w:szCs w:val="32"/>
           <w:lang w:val="en-US"/>
         </w:rPr>
-        <w:t xml:space="preserve"> !</w:t>
+        <w:t>!</w:t>
       </w:r>
     </w:p>
     <w:p>
@@ -422,7 +422,7 @@
           <w:szCs w:val="32"/>
           <w:lang w:val="en-US"/>
         </w:rPr>
-        <w:t xml:space="preserve"> !</w:t>
+        <w:t>!</w:t>
       </w:r>
     </w:p>
     <w:p>
